--- a/reports/ClawHub_10K_Boss_Brief_ZH.docx
+++ b/reports/ClawHub_10K_Boss_Brief_ZH.docx
@@ -24,12 +24,12 @@
     </w:p>
     <w:p>
       <w:r>
-        <w:t xml:space="preserve">- 本次分析覆盖 307 个 10K+ 技能、182 位作者。</w:t>
-      </w:r>
-    </w:p>
-    <w:p>
-      <w:r>
-        <w:t xml:space="preserve">- 识别出 24 位高产作者，并完成 274 个头部样本包下载。</w:t>
+        <w:t xml:space="preserve">- 本次分析覆盖 319 个 10K+ 技能、190 位作者。</w:t>
+      </w:r>
+    </w:p>
+    <w:p>
+      <w:r>
+        <w:t xml:space="preserve">- 识别出 24 位高产作者，并完成 316 个头部样本包下载。</w:t>
       </w:r>
     </w:p>
     <w:p>
@@ -174,7 +174,17 @@
     </w:p>
     <w:p>
       <w:r>
-        <w:t xml:space="preserve">- @steipete：总技能=53，10K+=38，API复用=Medium，模板化=Medium</w:t>
+        <w:t xml:space="preserve">- @steipete：总技能=53，10K+=40，API复用=Medium，模板化=Medium</w:t>
+      </w:r>
+    </w:p>
+    <w:p>
+      <w:r>
+        <w:t xml:space="preserve">- @byungkyu：总技能=131，10K+=37，API复用=Medium，模板化=High</w:t>
+      </w:r>
+    </w:p>
+    <w:p>
+      <w:r>
+        <w:t xml:space="preserve">- @ivangdavila：总技能=120，10K+=20，API复用=High，模板化=High</w:t>
       </w:r>
     </w:p>
     <w:p>
@@ -184,17 +194,7 @@
     </w:p>
     <w:p>
       <w:r>
-        <w:t xml:space="preserve">- @byungkyu：总技能=100，10K+=6，API复用=Medium，模板化=High</w:t>
-      </w:r>
-    </w:p>
-    <w:p>
-      <w:r>
         <w:t xml:space="preserve">- @financial-ai-analyst：总技能=14，10K+=4，API复用=Medium，模板化=Medium</w:t>
-      </w:r>
-    </w:p>
-    <w:p>
-      <w:r>
-        <w:t xml:space="preserve">- @gitgoodordietrying：总技能=24，10K+=3，API复用=High，模板化=High</w:t>
       </w:r>
     </w:p>
     <w:sectPr>
